--- a/CS336_Project_Report.docx
+++ b/CS336_Project_Report.docx
@@ -475,11 +475,6 @@
               </w:rPr>
               <w:t xml:space="preserve">Team 1</w:t>
             </w:r>
-            <w:r>
-              <w:rPr>
-                <w:rtl w:val="0"/>
-              </w:rPr>
-            </w:r>
           </w:p>
         </w:tc>
       </w:tr>
@@ -550,11 +545,6 @@
                 <w:rtl w:val="0"/>
               </w:rPr>
               <w:t xml:space="preserve">4/27/2026</w:t>
-            </w:r>
-            <w:r>
-              <w:rPr>
-                <w:rtl w:val="0"/>
-              </w:rPr>
             </w:r>
           </w:p>
         </w:tc>
@@ -811,11 +801,6 @@
               </w:rPr>
               <w:t xml:space="preserve">Raul Cortinas</w:t>
             </w:r>
-            <w:r>
-              <w:rPr>
-                <w:rtl w:val="0"/>
-              </w:rPr>
-            </w:r>
           </w:p>
         </w:tc>
         <w:tc>
@@ -982,7 +967,7 @@
               <w:rPr>
                 <w:rtl w:val="0"/>
               </w:rPr>
-              <w:t xml:space="preserve">s1354589@monouth.edu</w:t>
+              <w:t xml:space="preserve">s1354589@monmouth.edu</w:t>
             </w:r>
           </w:p>
         </w:tc>
@@ -1324,7 +1309,7 @@
           <w:szCs w:val="22"/>
           <w:rtl w:val="0"/>
         </w:rPr>
-        <w:t xml:space="preserve">Our tool performs static taint analysis on IMP-Core programs to detect when untrusted user input flows to security-sensitive operations without sanitization. It works by tracking a boolean taint property per variable using forward data-flow analysis, iterating to a fixed point over loops, and reporting structured warnings with full source-to-sink paths when violations are detected.</w:t>
+        <w:t xml:space="preserve">Our tool performs static taint analysis on IMP-Core programs and real Python (.py) files to detect when untrusted user input flows to security-sensitive operations without sanitization. It works by tracking a boolean taint property per variable using forward data-flow analysis, iterating to a fixed point over loops, and reporting structured warnings with full source-to-sink paths when violations are detected. Sources, sinks, and sanitizers are fully configurable via external JSON policy files, allowing the tool to target different vulnerability classes and tech stacks without modifying source code.</w:t>
       </w:r>
       <w:r>
         <w:rPr>
@@ -1356,7 +1341,7 @@
           <w:szCs w:val="22"/>
           <w:rtl w:val="0"/>
         </w:rPr>
-        <w:t xml:space="preserve">IMP-Core (Variant A) — variables, arithmetic, conditionals, loops, I/O.</w:t>
+        <w:t xml:space="preserve">IMP-Core (Variant A) — variables, arithmetic, conditionals, loops, I/O. Additionally, real Python (.py) files are supported via a standalone Python frontend (python_frontend/taint_py.py) that uses Python’s built-in ast module, enabling analysis of Flask/Django web apps and standard Python scripts without requiring OCaml.</w:t>
       </w:r>
       <w:r>
         <w:rPr>
@@ -4655,11 +4640,6 @@
         </w:rPr>
         <w:t xml:space="preserve">4. Individual Contributions</w:t>
       </w:r>
-      <w:r>
-        <w:rPr>
-          <w:rtl w:val="0"/>
-        </w:rPr>
-      </w:r>
     </w:p>
     <w:p>
       <w:pPr>
@@ -4868,11 +4848,6 @@
               </w:rPr>
               <w:t xml:space="preserve">Programmer </w:t>
             </w:r>
-            <w:r>
-              <w:rPr>
-                <w:rtl w:val="0"/>
-              </w:rPr>
-            </w:r>
           </w:p>
         </w:tc>
       </w:tr>
@@ -5023,11 +4998,6 @@
               </w:rPr>
               <w:t xml:space="preserve">Created code, checked code, bugfixing </w:t>
             </w:r>
-            <w:r>
-              <w:rPr>
-                <w:rtl w:val="0"/>
-              </w:rPr>
-            </w:r>
           </w:p>
         </w:tc>
       </w:tr>
@@ -5098,11 +5068,6 @@
               </w:rPr>
               <w:t xml:space="preserve">25%</w:t>
             </w:r>
-            <w:r>
-              <w:rPr>
-                <w:rtl w:val="0"/>
-              </w:rPr>
-            </w:r>
           </w:p>
         </w:tc>
       </w:tr>
@@ -5172,11 +5137,6 @@
                 <w:rtl w:val="0"/>
               </w:rPr>
               <w:t xml:space="preserve">Learning Ocaml as a whole was challenging but rewarding after learning the exact syntax for it. Creating these programs </w:t>
-            </w:r>
-            <w:r>
-              <w:rPr>
-                <w:rtl w:val="0"/>
-              </w:rPr>
             </w:r>
           </w:p>
         </w:tc>
@@ -5400,11 +5360,6 @@
               </w:rPr>
               <w:t xml:space="preserve">Manager</w:t>
             </w:r>
-            <w:r>
-              <w:rPr>
-                <w:rtl w:val="0"/>
-              </w:rPr>
-            </w:r>
           </w:p>
         </w:tc>
       </w:tr>
@@ -5475,11 +5430,6 @@
               </w:rPr>
               <w:t xml:space="preserve">Not any specifically, more of a general role</w:t>
             </w:r>
-            <w:r>
-              <w:rPr>
-                <w:rtl w:val="0"/>
-              </w:rPr>
-            </w:r>
           </w:p>
         </w:tc>
       </w:tr>
@@ -5575,11 +5525,6 @@
               </w:rPr>
               <w:t xml:space="preserve">- make sure the program ran on computers</w:t>
             </w:r>
-            <w:r>
-              <w:rPr>
-                <w:rtl w:val="0"/>
-              </w:rPr>
-            </w:r>
           </w:p>
         </w:tc>
       </w:tr>
@@ -5650,11 +5595,6 @@
               </w:rPr>
               <w:t xml:space="preserve">25%</w:t>
             </w:r>
-            <w:r>
-              <w:rPr>
-                <w:rtl w:val="0"/>
-              </w:rPr>
-            </w:r>
           </w:p>
         </w:tc>
       </w:tr>
@@ -5725,11 +5665,6 @@
                 <w:rtl w:val="0"/>
               </w:rPr>
               <w:t xml:space="preserve">I learned how to actually use Ocaml in a real life context, as well as how to help manage a team</w:t>
-            </w:r>
-            <w:r>
-              <w:rPr>
-                <w:rtl w:val="0"/>
-              </w:rPr>
             </w:r>
           </w:p>
         </w:tc>
@@ -5953,11 +5888,6 @@
               </w:rPr>
               <w:t xml:space="preserve">Testing</w:t>
             </w:r>
-            <w:r>
-              <w:rPr>
-                <w:rtl w:val="0"/>
-              </w:rPr>
-            </w:r>
           </w:p>
         </w:tc>
       </w:tr>
@@ -6028,11 +5958,6 @@
               </w:rPr>
               <w:t xml:space="preserve">Project report, Test case documentation </w:t>
             </w:r>
-            <w:r>
-              <w:rPr>
-                <w:rtl w:val="0"/>
-              </w:rPr>
-            </w:r>
           </w:p>
         </w:tc>
       </w:tr>
@@ -6101,18 +6026,7 @@
               <w:rPr>
                 <w:rtl w:val="0"/>
               </w:rPr>
-              <w:t xml:space="preserve">E</w:t>
-            </w:r>
-            <w:r>
-              <w:rPr>
-                <w:rtl w:val="0"/>
-              </w:rPr>
-              <w:t xml:space="preserve">xecuted test cases to validate the correctness and reliability of the taint analysis tool. Verified that the analyzer correctly flagged unsafe data flows while not producing warnings for properly sanitized or clean programs.</w:t>
-            </w:r>
-            <w:r>
-              <w:rPr>
-                <w:rtl w:val="0"/>
-              </w:rPr>
+              <w:t>Executed test cases to validate the correctness and reliability of the taint analysis tool. Verified that the analyzer correctly flagged unsafe data flows while not producing warnings for properly sanitized or clean programs.</w:t>
             </w:r>
           </w:p>
         </w:tc>
@@ -6184,11 +6098,6 @@
               </w:rPr>
               <w:t xml:space="preserve">25%</w:t>
             </w:r>
-            <w:r>
-              <w:rPr>
-                <w:rtl w:val="0"/>
-              </w:rPr>
-            </w:r>
           </w:p>
         </w:tc>
       </w:tr>
@@ -6258,11 +6167,6 @@
                 <w:rtl w:val="0"/>
               </w:rPr>
               <w:t xml:space="preserve">I gained a better understanding of OCaml by working directly with the program’s structure and observing how data flows through the analyzer. I also learned how to design effective test cases to validate both correctness and edge cases, especially for control flow and taint propagation.</w:t>
-            </w:r>
-            <w:r>
-              <w:rPr>
-                <w:rtl w:val="0"/>
-              </w:rPr>
             </w:r>
           </w:p>
         </w:tc>
@@ -6486,11 +6390,6 @@
               </w:rPr>
               <w:t xml:space="preserve">Documentation</w:t>
             </w:r>
-            <w:r>
-              <w:rPr>
-                <w:rtl w:val="0"/>
-              </w:rPr>
-            </w:r>
           </w:p>
         </w:tc>
       </w:tr>
@@ -6561,11 +6460,6 @@
               </w:rPr>
               <w:t xml:space="preserve">Project report, test case documentation </w:t>
             </w:r>
-            <w:r>
-              <w:rPr>
-                <w:rtl w:val="0"/>
-              </w:rPr>
-            </w:r>
           </w:p>
         </w:tc>
       </w:tr>
@@ -6636,11 +6530,6 @@
               </w:rPr>
               <w:t xml:space="preserve">Wrote the full project report matching the CS336 template, documented all test cases with explanations of what each one catches, got the OCaml build working on Windows through WSL, ran all tests to make sure everything actually works.</w:t>
             </w:r>
-            <w:r>
-              <w:rPr>
-                <w:rtl w:val="0"/>
-              </w:rPr>
-            </w:r>
           </w:p>
         </w:tc>
       </w:tr>
@@ -6711,11 +6600,6 @@
               </w:rPr>
               <w:t xml:space="preserve">25%</w:t>
             </w:r>
-            <w:r>
-              <w:rPr>
-                <w:rtl w:val="0"/>
-              </w:rPr>
-            </w:r>
           </w:p>
         </w:tc>
       </w:tr>
@@ -6785,11 +6669,6 @@
                 <w:rtl w:val="0"/>
               </w:rPr>
               <w:t xml:space="preserve">Going into this I had no background in program analysis or any of the theory behind it. Concepts like lattices, fixed-point iteration, and abstract domains were completely new to me. Working on the documentation side forced me to understand how everything works. By the end I had a solid grasp of how taint analysis tracks data from sources to sinks and why over-approximation matters for security. </w:t>
-            </w:r>
-            <w:r>
-              <w:rPr>
-                <w:rtl w:val="0"/>
-              </w:rPr>
             </w:r>
           </w:p>
         </w:tc>
@@ -7126,11 +7005,6 @@
               </w:rPr>
               <w:t xml:space="preserve">Raul</w:t>
             </w:r>
-            <w:r>
-              <w:rPr>
-                <w:rtl w:val="0"/>
-              </w:rPr>
-            </w:r>
           </w:p>
         </w:tc>
         <w:tc>
@@ -8116,7 +7990,7 @@
           <w:vertAlign w:val="baseline"/>
           <w:rtl w:val="0"/>
         </w:rPr>
-        <w:t xml:space="preserve">IMP-Core only: the tool operates on a toy language and cannot analyze real-world languages like JavaScript, PHP, or Python.</w:t>
+        <w:t xml:space="preserve">Limited Python inter-procedural analysis: the Python frontend tracks taint within individual functions but does not propagate taint across function call boundaries in the general case.</w:t>
       </w:r>
     </w:p>
     <w:p>
@@ -8159,7 +8033,7 @@
           <w:vertAlign w:val="baseline"/>
           <w:rtl w:val="0"/>
         </w:rPr>
-        <w:t xml:space="preserve">Fixed sink/sanitizer lists: the tool only recognizes pre-configured function names. Unrecognized sinks or sanitizers are ignored.</w:t>
+        <w:t xml:space="preserve">Policy coverage: while sources, sinks, and sanitizers are now user-configurable via external JSON policy files, the analysis still relies on name-based matching. Taint introduced through aliasing, reflection, or dynamic dispatch may not be captured.</w:t>
       </w:r>
     </w:p>
     <w:p>
@@ -8343,7 +8217,93 @@
           <w:vertAlign w:val="baseline"/>
           <w:rtl w:val="0"/>
         </w:rPr>
-        <w:t xml:space="preserve">Real language support: extend the parser to handle JavaScript or PHP for practical application.</w:t>
+        <w:t xml:space="preserve">Python language support (implemented): the tool now analyzes real Python files via a standalone frontend (python_frontend/taint_py.py) using Python’s built-in ast module, supporting Flask, Django, and standard Python scripts with the same source/sink/sanitizer semantics as the IMP engine.</w:t>
+      </w:r>
+    </w:p>
+    <w:p>
+      <w:pPr>
+        <w:keepNext w:val="0"/>
+        <w:keepLines w:val="0"/>
+        <w:pageBreakBefore w:val="0"/>
+        <w:widowControl w:val="1"/>
+        <w:numPr>
+          <w:ilvl w:val="0"/>
+          <w:numId w:val="1"/>
+        </w:numPr>
+        <w:pBdr>
+          <w:top w:space="0" w:sz="0" w:val="nil"/>
+          <w:left w:space="0" w:sz="0" w:val="nil"/>
+          <w:bottom w:space="0" w:sz="0" w:val="nil"/>
+          <w:right w:space="0" w:sz="0" w:val="nil"/>
+          <w:between w:space="0" w:sz="0" w:val="nil"/>
+        </w:pBdr>
+        <w:shd w:fill="auto" w:val="clear"/>
+        <w:spacing w:after="80" w:before="0" w:line="240" w:lineRule="auto"/>
+        <w:ind w:left="720" w:right="0" w:hanging="360"/>
+        <w:jc w:val="left"/>
+        <w:rPr/>
+      </w:pPr>
+      <w:r>
+        <w:rPr>
+          <w:rFonts w:ascii="Arial" w:cs="Arial" w:eastAsia="Arial" w:hAnsi="Arial"/>
+          <w:b w:val="0"/>
+          <w:bCs w:val="0"/>
+          <w:i w:val="0"/>
+          <w:iCs w:val="0"/>
+          <w:smallCaps w:val="0"/>
+          <w:strike w:val="0"/>
+          <w:color w:val="000000"/>
+          <w:sz w:val="22"/>
+          <w:szCs w:val="22"/>
+          <w:u w:val="none"/>
+          <w:shd w:fill="auto" w:val="clear"/>
+          <w:vertAlign w:val="baseline"/>
+          <w:rtl w:val="0"/>
+        </w:rPr>
+        <w:t xml:space="preserve">External policy files (implemented): sources, sinks, and sanitizers are now fully configurable via JSON policy files passed with --policy, enabling the tool to target different vulnerability classes and technology stacks without modifying source code. Three bundled policies are provided: default, webapp, and cmdinject.</w:t>
+      </w:r>
+    </w:p>
+    <w:p w14:paraId="0000013A2">
+      <w:pPr>
+        <w:keepNext w:val="0"/>
+        <w:keepLines w:val="0"/>
+        <w:pageBreakBefore w:val="0"/>
+        <w:widowControl w:val="1"/>
+        <w:numPr>
+          <w:ilvl w:val="0"/>
+          <w:numId w:val="1"/>
+        </w:numPr>
+        <w:pBdr>
+          <w:top w:space="0" w:sz="0" w:val="nil"/>
+          <w:left w:space="0" w:sz="0" w:val="nil"/>
+          <w:bottom w:space="0" w:sz="0" w:val="nil"/>
+          <w:right w:space="0" w:sz="0" w:val="nil"/>
+          <w:between w:space="0" w:sz="0" w:val="nil"/>
+        </w:pBdr>
+        <w:shd w:fill="auto" w:val="clear"/>
+        <w:spacing w:after="80" w:before="0" w:line="240" w:lineRule="auto"/>
+        <w:ind w:left="720" w:right="0" w:hanging="360"/>
+        <w:jc w:val="left"/>
+        <w:rPr/>
+      </w:pPr>
+      <w:r>
+        <w:rPr>
+          <w:rFonts w:ascii="Arial" w:cs="Arial" w:eastAsia="Arial" w:hAnsi="Arial"/>
+          <w:b w:val="0"/>
+          <w:bCs w:val="0"/>
+          <w:i w:val="0"/>
+          <w:iCs w:val="0"/>
+          <w:smallCaps w:val="0"/>
+          <w:strike w:val="0"/>
+          <w:color w:val="000000"/>
+          <w:sz w:val="22"/>
+          <w:szCs w:val="22"/>
+          <w:u w:val="none"/>
+          <w:shd w:fill="auto" w:val="clear"/>
+          <w:vertAlign w:val="baseline"/>
+          <w:rtl w:val="0"/>
+        </w:rPr>
+        <w:t xml:space="preserve">Documentation website (implemented): a full GitHub Pages site (docs/index.html) provides installation instructions for all platforms, an interactive demo of all test cases, a complete test reference table, policy format documentation, and a Python analysis section.</w:t>
       </w:r>
     </w:p>
     <w:p>
